--- a/Labs/Lab_5/Lab_5.docx
+++ b/Labs/Lab_5/Lab_5.docx
@@ -1,6 +1,6 @@
 
 <file path=word/document.xml><?xml version="1.0" encoding="utf-8"?>
-<w:document xmlns:wpc="http://schemas.microsoft.com/office/word/2010/wordprocessingCanvas" xmlns:cx="http://schemas.microsoft.com/office/drawing/2014/chartex" xmlns:cx1="http://schemas.microsoft.com/office/drawing/2015/9/8/chartex" xmlns:cx2="http://schemas.microsoft.com/office/drawing/2015/10/21/chartex" xmlns:cx3="http://schemas.microsoft.com/office/drawing/2016/5/9/chartex" xmlns:cx4="http://schemas.microsoft.com/office/drawing/2016/5/10/chartex" xmlns:cx5="http://schemas.microsoft.com/office/drawing/2016/5/11/chartex" xmlns:cx6="http://schemas.microsoft.com/office/drawing/2016/5/12/chartex" xmlns:cx7="http://schemas.microsoft.com/office/drawing/2016/5/13/chartex" xmlns:cx8="http://schemas.microsoft.com/office/drawing/2016/5/14/chartex" xmlns:mc="http://schemas.openxmlformats.org/markup-compatibility/2006" xmlns:aink="http://schemas.microsoft.com/office/drawing/2016/ink" xmlns:am3d="http://schemas.microsoft.com/office/drawing/2017/model3d" xmlns:o="urn:schemas-microsoft-com:office:office" xmlns:r="http://schemas.openxmlformats.org/officeDocument/2006/relationships" xmlns:m="http://schemas.openxmlformats.org/officeDocument/2006/math" xmlns:v="urn:schemas-microsoft-com:vml" xmlns:wp14="http://schemas.microsoft.com/office/word/2010/wordprocessingDrawing" xmlns:wp="http://schemas.openxmlformats.org/drawingml/2006/wordprocessingDrawing" xmlns:w10="urn:schemas-microsoft-com:office:word" xmlns:w="http://schemas.openxmlformats.org/wordprocessingml/2006/main" xmlns:w14="http://schemas.microsoft.com/office/word/2010/wordml" xmlns:w15="http://schemas.microsoft.com/office/word/2012/wordml" xmlns:w16cex="http://schemas.microsoft.com/office/word/2018/wordml/cex" xmlns:w16cid="http://schemas.microsoft.com/office/word/2016/wordml/cid" xmlns:w16="http://schemas.microsoft.com/office/word/2018/wordml" xmlns:w16sdtdh="http://schemas.microsoft.com/office/word/2020/wordml/sdtdatahash" xmlns:w16se="http://schemas.microsoft.com/office/word/2015/wordml/symex" xmlns:wpg="http://schemas.microsoft.com/office/word/2010/wordprocessingGroup" xmlns:wpi="http://schemas.microsoft.com/office/word/2010/wordprocessingInk" xmlns:wne="http://schemas.microsoft.com/office/word/2006/wordml" xmlns:wps="http://schemas.microsoft.com/office/word/2010/wordprocessingShape" mc:Ignorable="w14 w15 w16se w16cid w16 w16cex w16sdtdh wp14">
+<w:document xmlns:wpc="http://schemas.microsoft.com/office/word/2010/wordprocessingCanvas" xmlns:cx="http://schemas.microsoft.com/office/drawing/2014/chartex" xmlns:cx1="http://schemas.microsoft.com/office/drawing/2015/9/8/chartex" xmlns:cx2="http://schemas.microsoft.com/office/drawing/2015/10/21/chartex" xmlns:cx3="http://schemas.microsoft.com/office/drawing/2016/5/9/chartex" xmlns:cx4="http://schemas.microsoft.com/office/drawing/2016/5/10/chartex" xmlns:cx5="http://schemas.microsoft.com/office/drawing/2016/5/11/chartex" xmlns:cx6="http://schemas.microsoft.com/office/drawing/2016/5/12/chartex" xmlns:cx7="http://schemas.microsoft.com/office/drawing/2016/5/13/chartex" xmlns:cx8="http://schemas.microsoft.com/office/drawing/2016/5/14/chartex" xmlns:mc="http://schemas.openxmlformats.org/markup-compatibility/2006" xmlns:aink="http://schemas.microsoft.com/office/drawing/2016/ink" xmlns:am3d="http://schemas.microsoft.com/office/drawing/2017/model3d" xmlns:o="urn:schemas-microsoft-com:office:office" xmlns:oel="http://schemas.microsoft.com/office/2019/extlst" xmlns:r="http://schemas.openxmlformats.org/officeDocument/2006/relationships" xmlns:m="http://schemas.openxmlformats.org/officeDocument/2006/math" xmlns:v="urn:schemas-microsoft-com:vml" xmlns:wp14="http://schemas.microsoft.com/office/word/2010/wordprocessingDrawing" xmlns:wp="http://schemas.openxmlformats.org/drawingml/2006/wordprocessingDrawing" xmlns:w10="urn:schemas-microsoft-com:office:word" xmlns:w="http://schemas.openxmlformats.org/wordprocessingml/2006/main" xmlns:w14="http://schemas.microsoft.com/office/word/2010/wordml" xmlns:w15="http://schemas.microsoft.com/office/word/2012/wordml" xmlns:w16cex="http://schemas.microsoft.com/office/word/2018/wordml/cex" xmlns:w16cid="http://schemas.microsoft.com/office/word/2016/wordml/cid" xmlns:w16="http://schemas.microsoft.com/office/word/2018/wordml" xmlns:w16du="http://schemas.microsoft.com/office/word/2023/wordml/word16du" xmlns:w16sdtdh="http://schemas.microsoft.com/office/word/2020/wordml/sdtdatahash" xmlns:w16sdtfl="http://schemas.microsoft.com/office/word/2024/wordml/sdtformatlock" xmlns:w16se="http://schemas.microsoft.com/office/word/2015/wordml/symex" xmlns:wpg="http://schemas.microsoft.com/office/word/2010/wordprocessingGroup" xmlns:wpi="http://schemas.microsoft.com/office/word/2010/wordprocessingInk" xmlns:wne="http://schemas.microsoft.com/office/word/2006/wordml" xmlns:wps="http://schemas.microsoft.com/office/word/2010/wordprocessingShape" mc:Ignorable="w14 w15 w16se w16cid w16 w16cex w16sdtdh w16sdtfl w16du wp14">
   <w:body>
     <w:p>
       <w:pPr>
@@ -10,9 +10,20 @@
           <w:bCs/>
           <w:sz w:val="26"/>
           <w:szCs w:val="26"/>
+          <w:lang w:val="en-US"/>
+        </w:rPr>
+      </w:pPr>
+      <w:r>
+        <w:rPr>
+          <w:rFonts w:ascii="Times New Roman" w:hAnsi="Times New Roman" w:cs="Times New Roman"/>
+          <w:b/>
+          <w:bCs/>
+          <w:sz w:val="26"/>
+          <w:szCs w:val="26"/>
           <w:lang w:val="ru-RU"/>
         </w:rPr>
-      </w:pPr>
+        <w:t xml:space="preserve">Задание </w:t>
+      </w:r>
       <w:r>
         <w:rPr>
           <w:rFonts w:ascii="Times New Roman" w:hAnsi="Times New Roman" w:cs="Times New Roman"/>
@@ -20,24 +31,25 @@
           <w:bCs/>
           <w:sz w:val="26"/>
           <w:szCs w:val="26"/>
+          <w:lang w:val="en-US"/>
+        </w:rPr>
+        <w:t>1</w:t>
+      </w:r>
+      <w:r>
+        <w:rPr>
+          <w:rFonts w:ascii="Times New Roman" w:hAnsi="Times New Roman" w:cs="Times New Roman"/>
+          <w:b/>
+          <w:bCs/>
+          <w:sz w:val="26"/>
+          <w:szCs w:val="26"/>
           <w:lang w:val="ru-RU"/>
         </w:rPr>
-        <w:t>Задание 5</w:t>
+        <w:br/>
       </w:r>
       <w:r>
         <w:rPr>
           <w:rFonts w:ascii="Times New Roman" w:hAnsi="Times New Roman" w:cs="Times New Roman"/>
-          <w:b/>
-          <w:bCs/>
-          <w:sz w:val="26"/>
-          <w:szCs w:val="26"/>
-          <w:lang w:val="ru-RU"/>
-        </w:rPr>
-        <w:br/>
-      </w:r>
-      <w:r>
-        <w:rPr>
-          <w:rFonts w:ascii="Times New Roman" w:hAnsi="Times New Roman" w:cs="Times New Roman"/>
+          <w:noProof/>
           <w:sz w:val="26"/>
           <w:szCs w:val="26"/>
           <w:lang w:val="ru-RU"/>
@@ -95,6 +107,7 @@
           <w:rFonts w:ascii="Times New Roman" w:hAnsi="Times New Roman" w:cs="Times New Roman"/>
           <w:b/>
           <w:bCs/>
+          <w:noProof/>
           <w:sz w:val="26"/>
           <w:szCs w:val="26"/>
           <w:lang w:val="ru-RU"/>
@@ -138,7 +151,7 @@
     </w:p>
     <w:p>
       <w:pPr>
-        <w:pStyle w:val="a4"/>
+        <w:pStyle w:val="ListParagraph"/>
         <w:numPr>
           <w:ilvl w:val="0"/>
           <w:numId w:val="1"/>
@@ -172,7 +185,7 @@
     </w:p>
     <w:p>
       <w:pPr>
-        <w:pStyle w:val="a3"/>
+        <w:pStyle w:val="NormalWeb"/>
         <w:numPr>
           <w:ilvl w:val="0"/>
           <w:numId w:val="1"/>
@@ -191,7 +204,7 @@
       </w:r>
       <w:r>
         <w:rPr>
-          <w:rStyle w:val="HTML"/>
+          <w:rStyle w:val="HTMLCode"/>
           <w:rFonts w:ascii="Times New Roman" w:hAnsi="Times New Roman" w:cs="Times New Roman"/>
           <w:sz w:val="26"/>
           <w:szCs w:val="26"/>
@@ -208,7 +221,7 @@
     </w:p>
     <w:p>
       <w:pPr>
-        <w:pStyle w:val="a3"/>
+        <w:pStyle w:val="NormalWeb"/>
         <w:numPr>
           <w:ilvl w:val="0"/>
           <w:numId w:val="1"/>
@@ -228,7 +241,16 @@
     </w:p>
     <w:p>
       <w:pPr>
-        <w:pStyle w:val="a3"/>
+        <w:pStyle w:val="NormalWeb"/>
+        <w:rPr>
+          <w:b/>
+          <w:bCs/>
+          <w:sz w:val="26"/>
+          <w:szCs w:val="26"/>
+          <w:lang w:val="en-US"/>
+        </w:rPr>
+      </w:pPr>
+      <w:r>
         <w:rPr>
           <w:b/>
           <w:bCs/>
@@ -236,29 +258,31 @@
           <w:szCs w:val="26"/>
           <w:lang w:val="ru-RU"/>
         </w:rPr>
-      </w:pPr>
-      <w:r>
-        <w:rPr>
-          <w:b/>
-          <w:bCs/>
+        <w:t xml:space="preserve">Задание </w:t>
+      </w:r>
+      <w:r>
+        <w:rPr>
+          <w:b/>
+          <w:bCs/>
+          <w:sz w:val="26"/>
+          <w:szCs w:val="26"/>
+          <w:lang w:val="en-US"/>
+        </w:rPr>
+        <w:t>2</w:t>
+      </w:r>
+    </w:p>
+    <w:p>
+      <w:pPr>
+        <w:pStyle w:val="NormalWeb"/>
+        <w:rPr>
           <w:sz w:val="26"/>
           <w:szCs w:val="26"/>
           <w:lang w:val="ru-RU"/>
         </w:rPr>
-        <w:t>Задание 6</w:t>
-      </w:r>
-    </w:p>
-    <w:p>
-      <w:pPr>
-        <w:pStyle w:val="a3"/>
-        <w:rPr>
-          <w:sz w:val="26"/>
-          <w:szCs w:val="26"/>
-          <w:lang w:val="ru-RU"/>
-        </w:rPr>
-      </w:pPr>
-      <w:r>
-        <w:rPr>
+      </w:pPr>
+      <w:r>
+        <w:rPr>
+          <w:noProof/>
           <w:sz w:val="26"/>
           <w:szCs w:val="26"/>
           <w:lang w:val="ru-RU"/>
@@ -303,27 +327,45 @@
     </w:p>
     <w:p>
       <w:pPr>
-        <w:pStyle w:val="a3"/>
-      </w:pPr>
-      <w:r>
-        <w:t>В асинхронном счётчике (задание 5) тактовый сигнал поступает только на первый T-триггер. Каждый следующий триггер получает сигнал от выхода предыдущего. Поэтому сначала переключается младший разряд Q0, затем Q1 и только после него Q2. Переключения распространяются последовательно, с задержкой.</w:t>
-      </w:r>
-    </w:p>
-    <w:p>
-      <w:pPr>
-        <w:pStyle w:val="a3"/>
-      </w:pPr>
-      <w:r>
-        <w:t>В синхронном счётчике Counter (задание 6) все разряды управляются общим тактовым сигналом. Поэтому они изменяются одновременно по одному фронту такта, без последовательной передачи сигнала от младшего разряда к старшему.</w:t>
-      </w:r>
-    </w:p>
-    <w:p>
-      <w:pPr>
-        <w:pStyle w:val="a3"/>
-      </w:pPr>
-      <w:r>
-        <w:rPr>
-          <w:rStyle w:val="a5"/>
+        <w:pStyle w:val="NormalWeb"/>
+      </w:pPr>
+      <w:r>
+        <w:t xml:space="preserve">В асинхронном счётчике (задание </w:t>
+      </w:r>
+      <w:r>
+        <w:rPr>
+          <w:lang w:val="ru-RU"/>
+        </w:rPr>
+        <w:t>1</w:t>
+      </w:r>
+      <w:r>
+        <w:t>) тактовый сигнал поступает только на первый T-триггер. Каждый следующий триггер получает сигнал от выхода предыдущего. Поэтому сначала переключается младший разряд Q0, затем Q1 и только после него Q2. Переключения распространяются последовательно, с задержкой.</w:t>
+      </w:r>
+    </w:p>
+    <w:p>
+      <w:pPr>
+        <w:pStyle w:val="NormalWeb"/>
+      </w:pPr>
+      <w:r>
+        <w:t xml:space="preserve">В синхронном счётчике Counter (задание </w:t>
+      </w:r>
+      <w:r>
+        <w:rPr>
+          <w:lang w:val="ru-RU"/>
+        </w:rPr>
+        <w:t>2</w:t>
+      </w:r>
+      <w:r>
+        <w:t>) все разряды управляются общим тактовым сигналом. Поэтому они изменяются одновременно по одному фронту такта, без последовательной передачи сигнала от младшего разряда к старшему.</w:t>
+      </w:r>
+    </w:p>
+    <w:p>
+      <w:pPr>
+        <w:pStyle w:val="NormalWeb"/>
+      </w:pPr>
+      <w:r>
+        <w:rPr>
+          <w:rStyle w:val="Strong"/>
         </w:rPr>
         <w:t>Вывод:</w:t>
       </w:r>
@@ -333,7 +375,16 @@
     </w:p>
     <w:p>
       <w:pPr>
-        <w:pStyle w:val="a3"/>
+        <w:pStyle w:val="NormalWeb"/>
+        <w:rPr>
+          <w:b/>
+          <w:bCs/>
+          <w:sz w:val="26"/>
+          <w:szCs w:val="26"/>
+          <w:lang w:val="en-US"/>
+        </w:rPr>
+      </w:pPr>
+      <w:r>
         <w:rPr>
           <w:b/>
           <w:bCs/>
@@ -341,8 +392,22 @@
           <w:szCs w:val="26"/>
           <w:lang w:val="ru-RU"/>
         </w:rPr>
-      </w:pPr>
-      <w:r>
+        <w:t xml:space="preserve">Задание </w:t>
+      </w:r>
+      <w:r>
+        <w:rPr>
+          <w:b/>
+          <w:bCs/>
+          <w:sz w:val="26"/>
+          <w:szCs w:val="26"/>
+          <w:lang w:val="en-US"/>
+        </w:rPr>
+        <w:t>7</w:t>
+      </w:r>
+    </w:p>
+    <w:p>
+      <w:pPr>
+        <w:pStyle w:val="NormalWeb"/>
         <w:rPr>
           <w:b/>
           <w:bCs/>
@@ -350,24 +415,12 @@
           <w:szCs w:val="26"/>
           <w:lang w:val="ru-RU"/>
         </w:rPr>
-        <w:t>Задание 7</w:t>
-      </w:r>
-    </w:p>
-    <w:p>
-      <w:pPr>
-        <w:pStyle w:val="a3"/>
-        <w:rPr>
-          <w:b/>
-          <w:bCs/>
-          <w:sz w:val="26"/>
-          <w:szCs w:val="26"/>
-          <w:lang w:val="ru-RU"/>
-        </w:rPr>
-      </w:pPr>
-      <w:r>
-        <w:rPr>
-          <w:b/>
-          <w:bCs/>
+      </w:pPr>
+      <w:r>
+        <w:rPr>
+          <w:b/>
+          <w:bCs/>
+          <w:noProof/>
           <w:sz w:val="26"/>
           <w:szCs w:val="26"/>
           <w:lang w:val="ru-RU"/>
@@ -411,7 +464,138 @@
     </w:p>
     <w:p>
       <w:pPr>
-        <w:pStyle w:val="a3"/>
+        <w:pStyle w:val="NormalWeb"/>
+        <w:rPr>
+          <w:b/>
+          <w:bCs/>
+          <w:sz w:val="26"/>
+          <w:szCs w:val="26"/>
+        </w:rPr>
+      </w:pPr>
+      <w:r>
+        <w:rPr>
+          <w:b/>
+          <w:bCs/>
+          <w:sz w:val="26"/>
+          <w:szCs w:val="26"/>
+        </w:rPr>
+        <w:t>У турникета есть два состояния:</w:t>
+      </w:r>
+    </w:p>
+    <w:p>
+      <w:pPr>
+        <w:pStyle w:val="NormalWeb"/>
+        <w:numPr>
+          <w:ilvl w:val="0"/>
+          <w:numId w:val="2"/>
+        </w:numPr>
+        <w:rPr>
+          <w:sz w:val="26"/>
+          <w:szCs w:val="26"/>
+        </w:rPr>
+      </w:pPr>
+      <w:r>
+        <w:rPr>
+          <w:sz w:val="26"/>
+          <w:szCs w:val="26"/>
+        </w:rPr>
+        <w:t>Q = 0 — ЗАКРЫТ. Человек не может пройти.</w:t>
+      </w:r>
+    </w:p>
+    <w:p>
+      <w:pPr>
+        <w:pStyle w:val="NormalWeb"/>
+        <w:numPr>
+          <w:ilvl w:val="0"/>
+          <w:numId w:val="2"/>
+        </w:numPr>
+        <w:rPr>
+          <w:sz w:val="26"/>
+          <w:szCs w:val="26"/>
+        </w:rPr>
+      </w:pPr>
+      <w:r>
+        <w:rPr>
+          <w:sz w:val="26"/>
+          <w:szCs w:val="26"/>
+        </w:rPr>
+        <w:t>Q = 1 — ОТКРЫТ. Человек может пройти.</w:t>
+      </w:r>
+    </w:p>
+    <w:p>
+      <w:pPr>
+        <w:pStyle w:val="NormalWeb"/>
+        <w:rPr>
+          <w:b/>
+          <w:bCs/>
+          <w:sz w:val="26"/>
+          <w:szCs w:val="26"/>
+        </w:rPr>
+      </w:pPr>
+      <w:r>
+        <w:rPr>
+          <w:b/>
+          <w:bCs/>
+          <w:sz w:val="26"/>
+          <w:szCs w:val="26"/>
+        </w:rPr>
+        <w:t>И два входных сигнала:</w:t>
+      </w:r>
+    </w:p>
+    <w:p>
+      <w:pPr>
+        <w:pStyle w:val="NormalWeb"/>
+        <w:numPr>
+          <w:ilvl w:val="0"/>
+          <w:numId w:val="3"/>
+        </w:numPr>
+        <w:rPr>
+          <w:sz w:val="26"/>
+          <w:szCs w:val="26"/>
+        </w:rPr>
+      </w:pPr>
+      <w:r>
+        <w:rPr>
+          <w:sz w:val="26"/>
+          <w:szCs w:val="26"/>
+        </w:rPr>
+        <w:t>J (жетон) — человек оплатил проход.</w:t>
+      </w:r>
+    </w:p>
+    <w:p>
+      <w:pPr>
+        <w:pStyle w:val="NormalWeb"/>
+        <w:numPr>
+          <w:ilvl w:val="0"/>
+          <w:numId w:val="3"/>
+        </w:numPr>
+        <w:rPr>
+          <w:sz w:val="26"/>
+          <w:szCs w:val="26"/>
+        </w:rPr>
+      </w:pPr>
+      <w:r>
+        <w:rPr>
+          <w:sz w:val="26"/>
+          <w:szCs w:val="26"/>
+        </w:rPr>
+        <w:t>P (проход) — человек пытается пройти.</w:t>
+      </w:r>
+    </w:p>
+    <w:p>
+      <w:pPr>
+        <w:pStyle w:val="NormalWeb"/>
+        <w:rPr>
+          <w:b/>
+          <w:bCs/>
+          <w:sz w:val="26"/>
+          <w:szCs w:val="26"/>
+        </w:rPr>
+      </w:pPr>
+    </w:p>
+    <w:p>
+      <w:pPr>
+        <w:pStyle w:val="NormalWeb"/>
         <w:rPr>
           <w:sz w:val="26"/>
           <w:szCs w:val="26"/>
@@ -420,6 +604,7 @@
       </w:pPr>
       <w:r>
         <w:rPr>
+          <w:noProof/>
           <w:sz w:val="26"/>
           <w:szCs w:val="26"/>
           <w:lang w:val="ru-RU"/>
@@ -464,7 +649,7 @@
     </w:p>
     <w:p>
       <w:pPr>
-        <w:pStyle w:val="a3"/>
+        <w:pStyle w:val="NormalWeb"/>
         <w:rPr>
           <w:sz w:val="26"/>
           <w:szCs w:val="26"/>
@@ -473,6 +658,7 @@
       </w:pPr>
       <w:r>
         <w:rPr>
+          <w:noProof/>
           <w:sz w:val="26"/>
           <w:szCs w:val="26"/>
           <w:lang w:val="ru-RU"/>
@@ -516,7 +702,7 @@
     </w:p>
     <w:p>
       <w:pPr>
-        <w:pStyle w:val="a3"/>
+        <w:pStyle w:val="NormalWeb"/>
       </w:pPr>
       <w:r>
         <w:rPr>
@@ -537,12 +723,12 @@
         <w:br/>
       </w:r>
       <w:r>
-        <w:t>В ходе выполнения задания был собран конечный автомат Мура, моделирующий работу турникета. Автомат имеет два состояния: ЗАКРЫТ (Q=0) и ОТКРЫТ (Q=1).</w:t>
-      </w:r>
-    </w:p>
-    <w:p>
-      <w:pPr>
-        <w:pStyle w:val="a3"/>
+        <w:t xml:space="preserve">В ходе выполнения задания был собран конечный автомат Мура, моделирующий работу турникета. </w:t>
+      </w:r>
+    </w:p>
+    <w:p>
+      <w:pPr>
+        <w:pStyle w:val="NormalWeb"/>
       </w:pPr>
       <w:r>
         <w:t>Для хранения состояния использован один D-триггер, а для вычисления следующего состояния — логические элементы NOT, AND и OR.</w:t>
@@ -550,7 +736,7 @@
     </w:p>
     <w:p>
       <w:pPr>
-        <w:pStyle w:val="a3"/>
+        <w:pStyle w:val="NormalWeb"/>
       </w:pPr>
       <w:r>
         <w:t>После подачи жетона турникет открывается, после прохода закрывается. Повторный проход без жетона не открывает турникет, а повторный жетон в открытом состоянии не изменяет его состояние.</w:t>
@@ -558,7 +744,7 @@
     </w:p>
     <w:p>
       <w:pPr>
-        <w:pStyle w:val="a3"/>
+        <w:pStyle w:val="NormalWeb"/>
       </w:pPr>
       <w:r>
         <w:t>Все шесть проверок выполнены успешно. Схема работает согласно реализованной логике переходов.</w:t>
@@ -566,12 +752,502 @@
     </w:p>
     <w:p>
       <w:pPr>
-        <w:pStyle w:val="a3"/>
-        <w:rPr>
-          <w:sz w:val="26"/>
-          <w:szCs w:val="26"/>
-        </w:rPr>
-      </w:pPr>
+        <w:pStyle w:val="NormalWeb"/>
+        <w:rPr>
+          <w:b/>
+          <w:bCs/>
+          <w:sz w:val="26"/>
+          <w:szCs w:val="26"/>
+          <w:lang w:val="ru-RU"/>
+        </w:rPr>
+      </w:pPr>
+      <w:r>
+        <w:rPr>
+          <w:b/>
+          <w:bCs/>
+          <w:sz w:val="26"/>
+          <w:szCs w:val="26"/>
+          <w:lang w:val="ru-RU"/>
+        </w:rPr>
+        <w:lastRenderedPageBreak/>
+        <w:t>Контрольные вопросы</w:t>
+      </w:r>
+      <w:r>
+        <w:rPr>
+          <w:b/>
+          <w:bCs/>
+          <w:sz w:val="26"/>
+          <w:szCs w:val="26"/>
+          <w:lang w:val="en-US"/>
+        </w:rPr>
+        <w:t>:</w:t>
+      </w:r>
+    </w:p>
+    <w:p>
+      <w:pPr>
+        <w:pStyle w:val="NormalWeb"/>
+        <w:rPr>
+          <w:b/>
+          <w:bCs/>
+          <w:sz w:val="26"/>
+          <w:szCs w:val="26"/>
+        </w:rPr>
+      </w:pPr>
+      <w:r>
+        <w:rPr>
+          <w:b/>
+          <w:bCs/>
+          <w:sz w:val="26"/>
+          <w:szCs w:val="26"/>
+        </w:rPr>
+        <w:t>1. Почему в Logisim нельзя увидеть настоящую метастабильность RS-защёлки при S=R=1?</w:t>
+      </w:r>
+    </w:p>
+    <w:p>
+      <w:pPr>
+        <w:pStyle w:val="NormalWeb"/>
+        <w:rPr>
+          <w:sz w:val="26"/>
+          <w:szCs w:val="26"/>
+        </w:rPr>
+      </w:pPr>
+      <w:r>
+        <w:rPr>
+          <w:sz w:val="26"/>
+          <w:szCs w:val="26"/>
+        </w:rPr>
+        <w:t>Потому что Logisim — это программа, а не настоящая электрическая схема. В реальности сигнал может на некоторое время оказаться между 0 и 1. Logisim не моделирует такое физическое поведение, поэтому настоящую метастабильность увидеть нельзя.</w:t>
+      </w:r>
+    </w:p>
+    <w:p>
+      <w:pPr>
+        <w:pStyle w:val="NormalWeb"/>
+        <w:rPr>
+          <w:b/>
+          <w:bCs/>
+          <w:sz w:val="26"/>
+          <w:szCs w:val="26"/>
+        </w:rPr>
+      </w:pPr>
+      <w:r>
+        <w:rPr>
+          <w:b/>
+          <w:bCs/>
+          <w:sz w:val="26"/>
+          <w:szCs w:val="26"/>
+        </w:rPr>
+        <w:t>2. Чем отличается D-защёлка от D-триггера?</w:t>
+      </w:r>
+    </w:p>
+    <w:p>
+      <w:pPr>
+        <w:pStyle w:val="NormalWeb"/>
+        <w:rPr>
+          <w:sz w:val="26"/>
+          <w:szCs w:val="26"/>
+        </w:rPr>
+      </w:pPr>
+      <w:r>
+        <w:rPr>
+          <w:sz w:val="26"/>
+          <w:szCs w:val="26"/>
+        </w:rPr>
+        <w:t>D-защёлка меняет своё значение всё время, пока CLK = 1. А D-триггер меняет значение только в момент перехода CLK с 0 на 1.</w:t>
+      </w:r>
+    </w:p>
+    <w:p>
+      <w:pPr>
+        <w:pStyle w:val="NormalWeb"/>
+        <w:rPr>
+          <w:sz w:val="26"/>
+          <w:szCs w:val="26"/>
+        </w:rPr>
+      </w:pPr>
+      <w:r>
+        <w:rPr>
+          <w:sz w:val="26"/>
+          <w:szCs w:val="26"/>
+        </w:rPr>
+        <w:t>То есть защёлка постоянно следит за входом, пока разрешена работа, а триггер запоминает значение в определённый момент.</w:t>
+      </w:r>
+    </w:p>
+    <w:p>
+      <w:pPr>
+        <w:pStyle w:val="NormalWeb"/>
+        <w:rPr>
+          <w:b/>
+          <w:bCs/>
+          <w:sz w:val="26"/>
+          <w:szCs w:val="26"/>
+        </w:rPr>
+      </w:pPr>
+      <w:r>
+        <w:rPr>
+          <w:b/>
+          <w:bCs/>
+          <w:sz w:val="26"/>
+          <w:szCs w:val="26"/>
+        </w:rPr>
+        <w:t>3. Почему JK-триггер при J=K=1 работает как T-триггер при T=1?</w:t>
+      </w:r>
+    </w:p>
+    <w:p>
+      <w:pPr>
+        <w:pStyle w:val="NormalWeb"/>
+        <w:rPr>
+          <w:sz w:val="26"/>
+          <w:szCs w:val="26"/>
+        </w:rPr>
+      </w:pPr>
+      <w:r>
+        <w:rPr>
+          <w:sz w:val="26"/>
+          <w:szCs w:val="26"/>
+        </w:rPr>
+        <w:t>Потому что оба делают одно и то же — меняют своё значение на противоположное.</w:t>
+      </w:r>
+    </w:p>
+    <w:p>
+      <w:pPr>
+        <w:pStyle w:val="NormalWeb"/>
+        <w:rPr>
+          <w:sz w:val="26"/>
+          <w:szCs w:val="26"/>
+        </w:rPr>
+      </w:pPr>
+      <w:r>
+        <w:rPr>
+          <w:sz w:val="26"/>
+          <w:szCs w:val="26"/>
+        </w:rPr>
+        <w:t>Если было 0, станет 1. Если было 1, станет 0. Это происходит при каждом активном тактовом сигнале.</w:t>
+      </w:r>
+    </w:p>
+    <w:p>
+      <w:pPr>
+        <w:pStyle w:val="NormalWeb"/>
+        <w:rPr>
+          <w:b/>
+          <w:bCs/>
+          <w:sz w:val="26"/>
+          <w:szCs w:val="26"/>
+        </w:rPr>
+      </w:pPr>
+      <w:r>
+        <w:rPr>
+          <w:b/>
+          <w:bCs/>
+          <w:sz w:val="26"/>
+          <w:szCs w:val="26"/>
+        </w:rPr>
+        <w:t>4. Почему все четыре разряда параллельного регистра меняются одновременно?</w:t>
+      </w:r>
+    </w:p>
+    <w:p>
+      <w:pPr>
+        <w:pStyle w:val="NormalWeb"/>
+        <w:rPr>
+          <w:sz w:val="26"/>
+          <w:szCs w:val="26"/>
+        </w:rPr>
+      </w:pPr>
+      <w:r>
+        <w:rPr>
+          <w:sz w:val="26"/>
+          <w:szCs w:val="26"/>
+        </w:rPr>
+        <w:t>Потому что все четыре триггера подключены к одному CLK. Они получают команду одновременно, поэтому им не нужно ждать друг друга.</w:t>
+      </w:r>
+    </w:p>
+    <w:p>
+      <w:pPr>
+        <w:pStyle w:val="NormalWeb"/>
+        <w:rPr>
+          <w:b/>
+          <w:bCs/>
+          <w:sz w:val="26"/>
+          <w:szCs w:val="26"/>
+        </w:rPr>
+      </w:pPr>
+      <w:r>
+        <w:rPr>
+          <w:b/>
+          <w:bCs/>
+          <w:sz w:val="26"/>
+          <w:szCs w:val="26"/>
+        </w:rPr>
+        <w:t>5. Чем отличается счётчик из задания 5 от счётчика из задания 6?</w:t>
+      </w:r>
+    </w:p>
+    <w:p>
+      <w:pPr>
+        <w:pStyle w:val="NormalWeb"/>
+        <w:rPr>
+          <w:sz w:val="26"/>
+          <w:szCs w:val="26"/>
+        </w:rPr>
+      </w:pPr>
+      <w:r>
+        <w:rPr>
+          <w:sz w:val="26"/>
+          <w:szCs w:val="26"/>
+        </w:rPr>
+        <w:t>В задании 5 счётчик асинхронный. Сначала переключается первый триггер, затем второй, потом третий.</w:t>
+      </w:r>
+    </w:p>
+    <w:p>
+      <w:pPr>
+        <w:pStyle w:val="NormalWeb"/>
+        <w:rPr>
+          <w:sz w:val="26"/>
+          <w:szCs w:val="26"/>
+        </w:rPr>
+      </w:pPr>
+      <w:r>
+        <w:rPr>
+          <w:sz w:val="26"/>
+          <w:szCs w:val="26"/>
+        </w:rPr>
+        <w:t>В задании 6 счётчик синхронный. Все разряды получают общий тактовый сигнал и обновляются по одному фронту.</w:t>
+      </w:r>
+    </w:p>
+    <w:p>
+      <w:pPr>
+        <w:pStyle w:val="NormalWeb"/>
+        <w:rPr>
+          <w:sz w:val="26"/>
+          <w:szCs w:val="26"/>
+        </w:rPr>
+      </w:pPr>
+      <w:r>
+        <w:rPr>
+          <w:sz w:val="26"/>
+          <w:szCs w:val="26"/>
+        </w:rPr>
+        <w:t>Оба считают одинаково, но устроены по-разному.</w:t>
+      </w:r>
+    </w:p>
+    <w:p>
+      <w:pPr>
+        <w:pStyle w:val="NormalWeb"/>
+        <w:rPr>
+          <w:b/>
+          <w:bCs/>
+          <w:sz w:val="26"/>
+          <w:szCs w:val="26"/>
+        </w:rPr>
+      </w:pPr>
+      <w:r>
+        <w:rPr>
+          <w:b/>
+          <w:bCs/>
+          <w:sz w:val="26"/>
+          <w:szCs w:val="26"/>
+        </w:rPr>
+        <w:t>6. Сколько триггеров нужно для автомата с пятью состояниями и почему?</w:t>
+      </w:r>
+    </w:p>
+    <w:p>
+      <w:pPr>
+        <w:pStyle w:val="NormalWeb"/>
+        <w:rPr>
+          <w:sz w:val="26"/>
+          <w:szCs w:val="26"/>
+        </w:rPr>
+      </w:pPr>
+      <w:r>
+        <w:rPr>
+          <w:sz w:val="26"/>
+          <w:szCs w:val="26"/>
+        </w:rPr>
+        <w:t>Нужно 3 триггера.</w:t>
+      </w:r>
+    </w:p>
+    <w:p>
+      <w:pPr>
+        <w:pStyle w:val="NormalWeb"/>
+        <w:rPr>
+          <w:sz w:val="26"/>
+          <w:szCs w:val="26"/>
+        </w:rPr>
+      </w:pPr>
+      <w:r>
+        <w:rPr>
+          <w:sz w:val="26"/>
+          <w:szCs w:val="26"/>
+        </w:rPr>
+        <w:t>Один триггер хранит 2 состояния, два — 4, а три — 8.</w:t>
+      </w:r>
+    </w:p>
+    <w:p>
+      <w:pPr>
+        <w:pStyle w:val="NormalWeb"/>
+        <w:rPr>
+          <w:sz w:val="26"/>
+          <w:szCs w:val="26"/>
+        </w:rPr>
+      </w:pPr>
+      <w:r>
+        <w:rPr>
+          <w:sz w:val="26"/>
+          <w:szCs w:val="26"/>
+        </w:rPr>
+        <w:lastRenderedPageBreak/>
+        <w:t>Поскольку нам нужно 5 состояний, двух триггеров недостаточно, поэтому используем три.</w:t>
+      </w:r>
+    </w:p>
+    <w:p>
+      <w:pPr>
+        <w:pStyle w:val="NormalWeb"/>
+        <w:rPr>
+          <w:b/>
+          <w:bCs/>
+          <w:sz w:val="26"/>
+          <w:szCs w:val="26"/>
+        </w:rPr>
+      </w:pPr>
+      <w:r>
+        <w:rPr>
+          <w:b/>
+          <w:bCs/>
+          <w:sz w:val="26"/>
+          <w:szCs w:val="26"/>
+        </w:rPr>
+        <w:t>7. Почему логику турникета можно строить методами лекции 4, хотя он последовательностный?</w:t>
+      </w:r>
+    </w:p>
+    <w:p>
+      <w:pPr>
+        <w:pStyle w:val="NormalWeb"/>
+        <w:rPr>
+          <w:sz w:val="26"/>
+          <w:szCs w:val="26"/>
+        </w:rPr>
+      </w:pPr>
+      <w:r>
+        <w:rPr>
+          <w:sz w:val="26"/>
+          <w:szCs w:val="26"/>
+        </w:rPr>
+        <w:t>Потому что турникет состоит из двух частей.</w:t>
+      </w:r>
+    </w:p>
+    <w:p>
+      <w:pPr>
+        <w:pStyle w:val="NormalWeb"/>
+        <w:rPr>
+          <w:sz w:val="26"/>
+          <w:szCs w:val="26"/>
+        </w:rPr>
+      </w:pPr>
+      <w:r>
+        <w:rPr>
+          <w:sz w:val="26"/>
+          <w:szCs w:val="26"/>
+        </w:rPr>
+        <w:t>Первая часть — D-триггер, который запоминает, открыт турникет или закрыт.</w:t>
+      </w:r>
+    </w:p>
+    <w:p>
+      <w:pPr>
+        <w:pStyle w:val="NormalWeb"/>
+        <w:rPr>
+          <w:sz w:val="26"/>
+          <w:szCs w:val="26"/>
+        </w:rPr>
+      </w:pPr>
+      <w:r>
+        <w:rPr>
+          <w:sz w:val="26"/>
+          <w:szCs w:val="26"/>
+        </w:rPr>
+        <w:t>Вторая часть — логические элементы AND, OR и NOT, которые решают, каким будет следующее состояние.</w:t>
+      </w:r>
+    </w:p>
+    <w:p>
+      <w:pPr>
+        <w:pStyle w:val="NormalWeb"/>
+        <w:rPr>
+          <w:sz w:val="26"/>
+          <w:szCs w:val="26"/>
+        </w:rPr>
+      </w:pPr>
+      <w:r>
+        <w:rPr>
+          <w:sz w:val="26"/>
+          <w:szCs w:val="26"/>
+        </w:rPr>
+        <w:t>Эти логические элементы работают по обычным правилам булевой логики, поэтому можно использовать методы лекции 4.</w:t>
+      </w:r>
+    </w:p>
+    <w:p>
+      <w:pPr>
+        <w:pStyle w:val="NormalWeb"/>
+        <w:rPr>
+          <w:b/>
+          <w:bCs/>
+          <w:sz w:val="26"/>
+          <w:szCs w:val="26"/>
+        </w:rPr>
+      </w:pPr>
+      <w:r>
+        <w:rPr>
+          <w:b/>
+          <w:bCs/>
+          <w:sz w:val="26"/>
+          <w:szCs w:val="26"/>
+        </w:rPr>
+        <w:t>8. Что изменилось бы, если бы турникет был автоматом Мили, а не Мура?</w:t>
+      </w:r>
+    </w:p>
+    <w:p>
+      <w:pPr>
+        <w:pStyle w:val="NormalWeb"/>
+        <w:rPr>
+          <w:sz w:val="26"/>
+          <w:szCs w:val="26"/>
+        </w:rPr>
+      </w:pPr>
+      <w:r>
+        <w:rPr>
+          <w:sz w:val="26"/>
+          <w:szCs w:val="26"/>
+        </w:rPr>
+        <w:t>В автомате Мура выход зависит только от текущего состояния турникета — открыт он или закрыт.</w:t>
+      </w:r>
+    </w:p>
+    <w:p>
+      <w:pPr>
+        <w:pStyle w:val="NormalWeb"/>
+        <w:rPr>
+          <w:sz w:val="26"/>
+          <w:szCs w:val="26"/>
+        </w:rPr>
+      </w:pPr>
+      <w:r>
+        <w:rPr>
+          <w:sz w:val="26"/>
+          <w:szCs w:val="26"/>
+        </w:rPr>
+        <w:t>В автомате Мили выход зависит не только от состояния, но и от входных сигналов, например жетона и прохода.</w:t>
+      </w:r>
+    </w:p>
+    <w:p>
+      <w:pPr>
+        <w:pStyle w:val="NormalWeb"/>
+        <w:rPr>
+          <w:sz w:val="26"/>
+          <w:szCs w:val="26"/>
+          <w:lang w:val="ru-RU"/>
+        </w:rPr>
+      </w:pPr>
+      <w:r>
+        <w:rPr>
+          <w:sz w:val="26"/>
+          <w:szCs w:val="26"/>
+        </w:rPr>
+        <w:t>То есть в автомате Мили выход может измениться сразу при поступлении сигнала, а в автомате Мура — после изменения состояния.</w:t>
+      </w:r>
     </w:p>
     <w:p>
       <w:pPr>
@@ -593,7 +1269,7 @@
 </file>
 
 <file path=word/numbering.xml><?xml version="1.0" encoding="utf-8"?>
-<w:numbering xmlns:wpc="http://schemas.microsoft.com/office/word/2010/wordprocessingCanvas" xmlns:cx="http://schemas.microsoft.com/office/drawing/2014/chartex" xmlns:cx1="http://schemas.microsoft.com/office/drawing/2015/9/8/chartex" xmlns:cx2="http://schemas.microsoft.com/office/drawing/2015/10/21/chartex" xmlns:cx3="http://schemas.microsoft.com/office/drawing/2016/5/9/chartex" xmlns:cx4="http://schemas.microsoft.com/office/drawing/2016/5/10/chartex" xmlns:cx5="http://schemas.microsoft.com/office/drawing/2016/5/11/chartex" xmlns:cx6="http://schemas.microsoft.com/office/drawing/2016/5/12/chartex" xmlns:cx7="http://schemas.microsoft.com/office/drawing/2016/5/13/chartex" xmlns:cx8="http://schemas.microsoft.com/office/drawing/2016/5/14/chartex" xmlns:mc="http://schemas.openxmlformats.org/markup-compatibility/2006" xmlns:aink="http://schemas.microsoft.com/office/drawing/2016/ink" xmlns:am3d="http://schemas.microsoft.com/office/drawing/2017/model3d" xmlns:o="urn:schemas-microsoft-com:office:office" xmlns:r="http://schemas.openxmlformats.org/officeDocument/2006/relationships" xmlns:m="http://schemas.openxmlformats.org/officeDocument/2006/math" xmlns:v="urn:schemas-microsoft-com:vml" xmlns:wp14="http://schemas.microsoft.com/office/word/2010/wordprocessingDrawing" xmlns:wp="http://schemas.openxmlformats.org/drawingml/2006/wordprocessingDrawing" xmlns:w10="urn:schemas-microsoft-com:office:word" xmlns:w="http://schemas.openxmlformats.org/wordprocessingml/2006/main" xmlns:w14="http://schemas.microsoft.com/office/word/2010/wordml" xmlns:w15="http://schemas.microsoft.com/office/word/2012/wordml" xmlns:w16cex="http://schemas.microsoft.com/office/word/2018/wordml/cex" xmlns:w16cid="http://schemas.microsoft.com/office/word/2016/wordml/cid" xmlns:w16="http://schemas.microsoft.com/office/word/2018/wordml" xmlns:w16sdtdh="http://schemas.microsoft.com/office/word/2020/wordml/sdtdatahash" xmlns:w16se="http://schemas.microsoft.com/office/word/2015/wordml/symex" xmlns:wpg="http://schemas.microsoft.com/office/word/2010/wordprocessingGroup" xmlns:wpi="http://schemas.microsoft.com/office/word/2010/wordprocessingInk" xmlns:wne="http://schemas.microsoft.com/office/word/2006/wordml" xmlns:wps="http://schemas.microsoft.com/office/word/2010/wordprocessingShape" mc:Ignorable="w14 w15 w16se w16cid w16 w16cex w16sdtdh wp14">
+<w:numbering xmlns:wpc="http://schemas.microsoft.com/office/word/2010/wordprocessingCanvas" xmlns:cx="http://schemas.microsoft.com/office/drawing/2014/chartex" xmlns:cx1="http://schemas.microsoft.com/office/drawing/2015/9/8/chartex" xmlns:cx2="http://schemas.microsoft.com/office/drawing/2015/10/21/chartex" xmlns:cx3="http://schemas.microsoft.com/office/drawing/2016/5/9/chartex" xmlns:cx4="http://schemas.microsoft.com/office/drawing/2016/5/10/chartex" xmlns:cx5="http://schemas.microsoft.com/office/drawing/2016/5/11/chartex" xmlns:cx6="http://schemas.microsoft.com/office/drawing/2016/5/12/chartex" xmlns:cx7="http://schemas.microsoft.com/office/drawing/2016/5/13/chartex" xmlns:cx8="http://schemas.microsoft.com/office/drawing/2016/5/14/chartex" xmlns:mc="http://schemas.openxmlformats.org/markup-compatibility/2006" xmlns:aink="http://schemas.microsoft.com/office/drawing/2016/ink" xmlns:am3d="http://schemas.microsoft.com/office/drawing/2017/model3d" xmlns:o="urn:schemas-microsoft-com:office:office" xmlns:oel="http://schemas.microsoft.com/office/2019/extlst" xmlns:r="http://schemas.openxmlformats.org/officeDocument/2006/relationships" xmlns:m="http://schemas.openxmlformats.org/officeDocument/2006/math" xmlns:v="urn:schemas-microsoft-com:vml" xmlns:wp14="http://schemas.microsoft.com/office/word/2010/wordprocessingDrawing" xmlns:wp="http://schemas.openxmlformats.org/drawingml/2006/wordprocessingDrawing" xmlns:w10="urn:schemas-microsoft-com:office:word" xmlns:w="http://schemas.openxmlformats.org/wordprocessingml/2006/main" xmlns:w14="http://schemas.microsoft.com/office/word/2010/wordml" xmlns:w15="http://schemas.microsoft.com/office/word/2012/wordml" xmlns:w16cex="http://schemas.microsoft.com/office/word/2018/wordml/cex" xmlns:w16cid="http://schemas.microsoft.com/office/word/2016/wordml/cid" xmlns:w16="http://schemas.microsoft.com/office/word/2018/wordml" xmlns:w16du="http://schemas.microsoft.com/office/word/2023/wordml/word16du" xmlns:w16sdtdh="http://schemas.microsoft.com/office/word/2020/wordml/sdtdatahash" xmlns:w16sdtfl="http://schemas.microsoft.com/office/word/2024/wordml/sdtformatlock" xmlns:w16se="http://schemas.microsoft.com/office/word/2015/wordml/symex" xmlns:wpg="http://schemas.microsoft.com/office/word/2010/wordprocessingGroup" xmlns:wpi="http://schemas.microsoft.com/office/word/2010/wordprocessingInk" xmlns:wne="http://schemas.microsoft.com/office/word/2006/wordml" xmlns:wps="http://schemas.microsoft.com/office/word/2010/wordprocessingShape" mc:Ignorable="w14 w15 w16se w16cid w16 w16cex w16sdtdh w16sdtfl w16du wp14">
   <w:abstractNum w:abstractNumId="0" w15:restartNumberingAfterBreak="0">
     <w:nsid w:val="0FE44B1C"/>
     <w:multiLevelType w:val="hybridMultilevel"/>
@@ -707,21 +1383,325 @@
       </w:rPr>
     </w:lvl>
   </w:abstractNum>
-  <w:num w:numId="1">
+  <w:abstractNum w:abstractNumId="1" w15:restartNumberingAfterBreak="0">
+    <w:nsid w:val="12A73A85"/>
+    <w:multiLevelType w:val="multilevel"/>
+    <w:tmpl w:val="908251A6"/>
+    <w:lvl w:ilvl="0">
+      <w:start w:val="1"/>
+      <w:numFmt w:val="bullet"/>
+      <w:lvlText w:val=""/>
+      <w:lvlJc w:val="left"/>
+      <w:pPr>
+        <w:tabs>
+          <w:tab w:val="num" w:pos="720"/>
+        </w:tabs>
+        <w:ind w:left="720" w:hanging="360"/>
+      </w:pPr>
+      <w:rPr>
+        <w:rFonts w:ascii="Symbol" w:hAnsi="Symbol" w:hint="default"/>
+        <w:sz w:val="20"/>
+      </w:rPr>
+    </w:lvl>
+    <w:lvl w:ilvl="1" w:tentative="1">
+      <w:start w:val="1"/>
+      <w:numFmt w:val="bullet"/>
+      <w:lvlText w:val="o"/>
+      <w:lvlJc w:val="left"/>
+      <w:pPr>
+        <w:tabs>
+          <w:tab w:val="num" w:pos="1440"/>
+        </w:tabs>
+        <w:ind w:left="1440" w:hanging="360"/>
+      </w:pPr>
+      <w:rPr>
+        <w:rFonts w:ascii="Courier New" w:hAnsi="Courier New" w:hint="default"/>
+        <w:sz w:val="20"/>
+      </w:rPr>
+    </w:lvl>
+    <w:lvl w:ilvl="2" w:tentative="1">
+      <w:start w:val="1"/>
+      <w:numFmt w:val="bullet"/>
+      <w:lvlText w:val=""/>
+      <w:lvlJc w:val="left"/>
+      <w:pPr>
+        <w:tabs>
+          <w:tab w:val="num" w:pos="2160"/>
+        </w:tabs>
+        <w:ind w:left="2160" w:hanging="360"/>
+      </w:pPr>
+      <w:rPr>
+        <w:rFonts w:ascii="Wingdings" w:hAnsi="Wingdings" w:hint="default"/>
+        <w:sz w:val="20"/>
+      </w:rPr>
+    </w:lvl>
+    <w:lvl w:ilvl="3" w:tentative="1">
+      <w:start w:val="1"/>
+      <w:numFmt w:val="bullet"/>
+      <w:lvlText w:val=""/>
+      <w:lvlJc w:val="left"/>
+      <w:pPr>
+        <w:tabs>
+          <w:tab w:val="num" w:pos="2880"/>
+        </w:tabs>
+        <w:ind w:left="2880" w:hanging="360"/>
+      </w:pPr>
+      <w:rPr>
+        <w:rFonts w:ascii="Wingdings" w:hAnsi="Wingdings" w:hint="default"/>
+        <w:sz w:val="20"/>
+      </w:rPr>
+    </w:lvl>
+    <w:lvl w:ilvl="4" w:tentative="1">
+      <w:start w:val="1"/>
+      <w:numFmt w:val="bullet"/>
+      <w:lvlText w:val=""/>
+      <w:lvlJc w:val="left"/>
+      <w:pPr>
+        <w:tabs>
+          <w:tab w:val="num" w:pos="3600"/>
+        </w:tabs>
+        <w:ind w:left="3600" w:hanging="360"/>
+      </w:pPr>
+      <w:rPr>
+        <w:rFonts w:ascii="Wingdings" w:hAnsi="Wingdings" w:hint="default"/>
+        <w:sz w:val="20"/>
+      </w:rPr>
+    </w:lvl>
+    <w:lvl w:ilvl="5" w:tentative="1">
+      <w:start w:val="1"/>
+      <w:numFmt w:val="bullet"/>
+      <w:lvlText w:val=""/>
+      <w:lvlJc w:val="left"/>
+      <w:pPr>
+        <w:tabs>
+          <w:tab w:val="num" w:pos="4320"/>
+        </w:tabs>
+        <w:ind w:left="4320" w:hanging="360"/>
+      </w:pPr>
+      <w:rPr>
+        <w:rFonts w:ascii="Wingdings" w:hAnsi="Wingdings" w:hint="default"/>
+        <w:sz w:val="20"/>
+      </w:rPr>
+    </w:lvl>
+    <w:lvl w:ilvl="6" w:tentative="1">
+      <w:start w:val="1"/>
+      <w:numFmt w:val="bullet"/>
+      <w:lvlText w:val=""/>
+      <w:lvlJc w:val="left"/>
+      <w:pPr>
+        <w:tabs>
+          <w:tab w:val="num" w:pos="5040"/>
+        </w:tabs>
+        <w:ind w:left="5040" w:hanging="360"/>
+      </w:pPr>
+      <w:rPr>
+        <w:rFonts w:ascii="Wingdings" w:hAnsi="Wingdings" w:hint="default"/>
+        <w:sz w:val="20"/>
+      </w:rPr>
+    </w:lvl>
+    <w:lvl w:ilvl="7" w:tentative="1">
+      <w:start w:val="1"/>
+      <w:numFmt w:val="bullet"/>
+      <w:lvlText w:val=""/>
+      <w:lvlJc w:val="left"/>
+      <w:pPr>
+        <w:tabs>
+          <w:tab w:val="num" w:pos="5760"/>
+        </w:tabs>
+        <w:ind w:left="5760" w:hanging="360"/>
+      </w:pPr>
+      <w:rPr>
+        <w:rFonts w:ascii="Wingdings" w:hAnsi="Wingdings" w:hint="default"/>
+        <w:sz w:val="20"/>
+      </w:rPr>
+    </w:lvl>
+    <w:lvl w:ilvl="8" w:tentative="1">
+      <w:start w:val="1"/>
+      <w:numFmt w:val="bullet"/>
+      <w:lvlText w:val=""/>
+      <w:lvlJc w:val="left"/>
+      <w:pPr>
+        <w:tabs>
+          <w:tab w:val="num" w:pos="6480"/>
+        </w:tabs>
+        <w:ind w:left="6480" w:hanging="360"/>
+      </w:pPr>
+      <w:rPr>
+        <w:rFonts w:ascii="Wingdings" w:hAnsi="Wingdings" w:hint="default"/>
+        <w:sz w:val="20"/>
+      </w:rPr>
+    </w:lvl>
+  </w:abstractNum>
+  <w:abstractNum w:abstractNumId="2" w15:restartNumberingAfterBreak="0">
+    <w:nsid w:val="58B975E9"/>
+    <w:multiLevelType w:val="multilevel"/>
+    <w:tmpl w:val="5AD296B2"/>
+    <w:lvl w:ilvl="0">
+      <w:start w:val="1"/>
+      <w:numFmt w:val="bullet"/>
+      <w:lvlText w:val=""/>
+      <w:lvlJc w:val="left"/>
+      <w:pPr>
+        <w:tabs>
+          <w:tab w:val="num" w:pos="720"/>
+        </w:tabs>
+        <w:ind w:left="720" w:hanging="360"/>
+      </w:pPr>
+      <w:rPr>
+        <w:rFonts w:ascii="Symbol" w:hAnsi="Symbol" w:hint="default"/>
+        <w:sz w:val="20"/>
+      </w:rPr>
+    </w:lvl>
+    <w:lvl w:ilvl="1" w:tentative="1">
+      <w:start w:val="1"/>
+      <w:numFmt w:val="bullet"/>
+      <w:lvlText w:val="o"/>
+      <w:lvlJc w:val="left"/>
+      <w:pPr>
+        <w:tabs>
+          <w:tab w:val="num" w:pos="1440"/>
+        </w:tabs>
+        <w:ind w:left="1440" w:hanging="360"/>
+      </w:pPr>
+      <w:rPr>
+        <w:rFonts w:ascii="Courier New" w:hAnsi="Courier New" w:hint="default"/>
+        <w:sz w:val="20"/>
+      </w:rPr>
+    </w:lvl>
+    <w:lvl w:ilvl="2" w:tentative="1">
+      <w:start w:val="1"/>
+      <w:numFmt w:val="bullet"/>
+      <w:lvlText w:val=""/>
+      <w:lvlJc w:val="left"/>
+      <w:pPr>
+        <w:tabs>
+          <w:tab w:val="num" w:pos="2160"/>
+        </w:tabs>
+        <w:ind w:left="2160" w:hanging="360"/>
+      </w:pPr>
+      <w:rPr>
+        <w:rFonts w:ascii="Wingdings" w:hAnsi="Wingdings" w:hint="default"/>
+        <w:sz w:val="20"/>
+      </w:rPr>
+    </w:lvl>
+    <w:lvl w:ilvl="3" w:tentative="1">
+      <w:start w:val="1"/>
+      <w:numFmt w:val="bullet"/>
+      <w:lvlText w:val=""/>
+      <w:lvlJc w:val="left"/>
+      <w:pPr>
+        <w:tabs>
+          <w:tab w:val="num" w:pos="2880"/>
+        </w:tabs>
+        <w:ind w:left="2880" w:hanging="360"/>
+      </w:pPr>
+      <w:rPr>
+        <w:rFonts w:ascii="Wingdings" w:hAnsi="Wingdings" w:hint="default"/>
+        <w:sz w:val="20"/>
+      </w:rPr>
+    </w:lvl>
+    <w:lvl w:ilvl="4" w:tentative="1">
+      <w:start w:val="1"/>
+      <w:numFmt w:val="bullet"/>
+      <w:lvlText w:val=""/>
+      <w:lvlJc w:val="left"/>
+      <w:pPr>
+        <w:tabs>
+          <w:tab w:val="num" w:pos="3600"/>
+        </w:tabs>
+        <w:ind w:left="3600" w:hanging="360"/>
+      </w:pPr>
+      <w:rPr>
+        <w:rFonts w:ascii="Wingdings" w:hAnsi="Wingdings" w:hint="default"/>
+        <w:sz w:val="20"/>
+      </w:rPr>
+    </w:lvl>
+    <w:lvl w:ilvl="5" w:tentative="1">
+      <w:start w:val="1"/>
+      <w:numFmt w:val="bullet"/>
+      <w:lvlText w:val=""/>
+      <w:lvlJc w:val="left"/>
+      <w:pPr>
+        <w:tabs>
+          <w:tab w:val="num" w:pos="4320"/>
+        </w:tabs>
+        <w:ind w:left="4320" w:hanging="360"/>
+      </w:pPr>
+      <w:rPr>
+        <w:rFonts w:ascii="Wingdings" w:hAnsi="Wingdings" w:hint="default"/>
+        <w:sz w:val="20"/>
+      </w:rPr>
+    </w:lvl>
+    <w:lvl w:ilvl="6" w:tentative="1">
+      <w:start w:val="1"/>
+      <w:numFmt w:val="bullet"/>
+      <w:lvlText w:val=""/>
+      <w:lvlJc w:val="left"/>
+      <w:pPr>
+        <w:tabs>
+          <w:tab w:val="num" w:pos="5040"/>
+        </w:tabs>
+        <w:ind w:left="5040" w:hanging="360"/>
+      </w:pPr>
+      <w:rPr>
+        <w:rFonts w:ascii="Wingdings" w:hAnsi="Wingdings" w:hint="default"/>
+        <w:sz w:val="20"/>
+      </w:rPr>
+    </w:lvl>
+    <w:lvl w:ilvl="7" w:tentative="1">
+      <w:start w:val="1"/>
+      <w:numFmt w:val="bullet"/>
+      <w:lvlText w:val=""/>
+      <w:lvlJc w:val="left"/>
+      <w:pPr>
+        <w:tabs>
+          <w:tab w:val="num" w:pos="5760"/>
+        </w:tabs>
+        <w:ind w:left="5760" w:hanging="360"/>
+      </w:pPr>
+      <w:rPr>
+        <w:rFonts w:ascii="Wingdings" w:hAnsi="Wingdings" w:hint="default"/>
+        <w:sz w:val="20"/>
+      </w:rPr>
+    </w:lvl>
+    <w:lvl w:ilvl="8" w:tentative="1">
+      <w:start w:val="1"/>
+      <w:numFmt w:val="bullet"/>
+      <w:lvlText w:val=""/>
+      <w:lvlJc w:val="left"/>
+      <w:pPr>
+        <w:tabs>
+          <w:tab w:val="num" w:pos="6480"/>
+        </w:tabs>
+        <w:ind w:left="6480" w:hanging="360"/>
+      </w:pPr>
+      <w:rPr>
+        <w:rFonts w:ascii="Wingdings" w:hAnsi="Wingdings" w:hint="default"/>
+        <w:sz w:val="20"/>
+      </w:rPr>
+    </w:lvl>
+  </w:abstractNum>
+  <w:num w:numId="1" w16cid:durableId="507256091">
     <w:abstractNumId w:val="0"/>
+  </w:num>
+  <w:num w:numId="2" w16cid:durableId="1649482383">
+    <w:abstractNumId w:val="2"/>
+  </w:num>
+  <w:num w:numId="3" w16cid:durableId="1918784361">
+    <w:abstractNumId w:val="1"/>
   </w:num>
 </w:numbering>
 </file>
 
 <file path=word/styles.xml><?xml version="1.0" encoding="utf-8"?>
-<w:styles xmlns:mc="http://schemas.openxmlformats.org/markup-compatibility/2006" xmlns:r="http://schemas.openxmlformats.org/officeDocument/2006/relationships" xmlns:w="http://schemas.openxmlformats.org/wordprocessingml/2006/main" xmlns:w14="http://schemas.microsoft.com/office/word/2010/wordml" xmlns:w15="http://schemas.microsoft.com/office/word/2012/wordml" xmlns:w16cex="http://schemas.microsoft.com/office/word/2018/wordml/cex" xmlns:w16cid="http://schemas.microsoft.com/office/word/2016/wordml/cid" xmlns:w16="http://schemas.microsoft.com/office/word/2018/wordml" xmlns:w16sdtdh="http://schemas.microsoft.com/office/word/2020/wordml/sdtdatahash" xmlns:w16se="http://schemas.microsoft.com/office/word/2015/wordml/symex" mc:Ignorable="w14 w15 w16se w16cid w16 w16cex w16sdtdh">
+<w:styles xmlns:mc="http://schemas.openxmlformats.org/markup-compatibility/2006" xmlns:r="http://schemas.openxmlformats.org/officeDocument/2006/relationships" xmlns:w="http://schemas.openxmlformats.org/wordprocessingml/2006/main" xmlns:w14="http://schemas.microsoft.com/office/word/2010/wordml" xmlns:w15="http://schemas.microsoft.com/office/word/2012/wordml" xmlns:w16cex="http://schemas.microsoft.com/office/word/2018/wordml/cex" xmlns:w16cid="http://schemas.microsoft.com/office/word/2016/wordml/cid" xmlns:w16="http://schemas.microsoft.com/office/word/2018/wordml" xmlns:w16du="http://schemas.microsoft.com/office/word/2023/wordml/word16du" xmlns:w16sdtdh="http://schemas.microsoft.com/office/word/2020/wordml/sdtdatahash" xmlns:w16sdtfl="http://schemas.microsoft.com/office/word/2024/wordml/sdtformatlock" xmlns:w16se="http://schemas.microsoft.com/office/word/2015/wordml/symex" mc:Ignorable="w14 w15 w16se w16cid w16 w16cex w16sdtdh w16sdtfl w16du">
   <w:docDefaults>
     <w:rPrDefault>
       <w:rPr>
         <w:rFonts w:asciiTheme="minorHAnsi" w:eastAsiaTheme="minorHAnsi" w:hAnsiTheme="minorHAnsi" w:cstheme="minorBidi"/>
         <w:sz w:val="22"/>
         <w:szCs w:val="22"/>
-        <w:lang w:val="ru-KZ" w:eastAsia="en-US" w:bidi="ar-SA"/>
+        <w:lang w:eastAsia="en-US" w:bidi="ar-SA"/>
       </w:rPr>
     </w:rPrDefault>
     <w:pPrDefault>
@@ -1108,17 +2088,16 @@
     <w:lsdException w:name="Unresolved Mention" w:semiHidden="1" w:unhideWhenUsed="1"/>
     <w:lsdException w:name="Smart Link" w:semiHidden="1" w:unhideWhenUsed="1"/>
   </w:latentStyles>
-  <w:style w:type="paragraph" w:default="1" w:styleId="a">
+  <w:style w:type="paragraph" w:default="1" w:styleId="Normal">
     <w:name w:val="Normal"/>
     <w:qFormat/>
   </w:style>
-  <w:style w:type="character" w:default="1" w:styleId="a0">
+  <w:style w:type="character" w:default="1" w:styleId="DefaultParagraphFont">
     <w:name w:val="Default Paragraph Font"/>
     <w:uiPriority w:val="1"/>
-    <w:semiHidden/>
     <w:unhideWhenUsed/>
   </w:style>
-  <w:style w:type="table" w:default="1" w:styleId="a1">
+  <w:style w:type="table" w:default="1" w:styleId="TableNormal">
     <w:name w:val="Normal Table"/>
     <w:uiPriority w:val="99"/>
     <w:semiHidden/>
@@ -1133,17 +2112,16 @@
       </w:tblCellMar>
     </w:tblPr>
   </w:style>
-  <w:style w:type="numbering" w:default="1" w:styleId="a2">
+  <w:style w:type="numbering" w:default="1" w:styleId="NoList">
     <w:name w:val="No List"/>
     <w:uiPriority w:val="99"/>
     <w:semiHidden/>
     <w:unhideWhenUsed/>
   </w:style>
-  <w:style w:type="paragraph" w:styleId="a3">
+  <w:style w:type="paragraph" w:styleId="NormalWeb">
     <w:name w:val="Normal (Web)"/>
-    <w:basedOn w:val="a"/>
+    <w:basedOn w:val="Normal"/>
     <w:uiPriority w:val="99"/>
-    <w:semiHidden/>
     <w:unhideWhenUsed/>
     <w:rsid w:val="0014467C"/>
     <w:pPr>
@@ -1153,12 +2131,12 @@
       <w:rFonts w:ascii="Times New Roman" w:eastAsia="Times New Roman" w:hAnsi="Times New Roman" w:cs="Times New Roman"/>
       <w:sz w:val="24"/>
       <w:szCs w:val="24"/>
-      <w:lang w:eastAsia="ru-KZ"/>
+      <w:lang/>
     </w:rPr>
   </w:style>
-  <w:style w:type="character" w:styleId="HTML">
+  <w:style w:type="character" w:styleId="HTMLCode">
     <w:name w:val="HTML Code"/>
-    <w:basedOn w:val="a0"/>
+    <w:basedOn w:val="DefaultParagraphFont"/>
     <w:uiPriority w:val="99"/>
     <w:semiHidden/>
     <w:unhideWhenUsed/>
@@ -1169,9 +2147,9 @@
       <w:szCs w:val="20"/>
     </w:rPr>
   </w:style>
-  <w:style w:type="paragraph" w:styleId="a4">
+  <w:style w:type="paragraph" w:styleId="ListParagraph">
     <w:name w:val="List Paragraph"/>
-    <w:basedOn w:val="a"/>
+    <w:basedOn w:val="Normal"/>
     <w:uiPriority w:val="34"/>
     <w:qFormat/>
     <w:rsid w:val="0014467C"/>
@@ -1180,9 +2158,9 @@
       <w:contextualSpacing/>
     </w:pPr>
   </w:style>
-  <w:style w:type="character" w:styleId="a5">
+  <w:style w:type="character" w:styleId="Strong">
     <w:name w:val="Strong"/>
-    <w:basedOn w:val="a0"/>
+    <w:basedOn w:val="DefaultParagraphFont"/>
     <w:uiPriority w:val="22"/>
     <w:qFormat/>
     <w:rsid w:val="00AC192A"/>
